--- a/Assets/Document/new/10.结局/1.常规结局/传媒界“无冕之王”（满理智值）.docx
+++ b/Assets/Document/new/10.结局/1.常规结局/传媒界“无冕之王”（满理智值）.docx
@@ -108,695 +108,649 @@
         </w:rPr>
         <w:t>||</w:t>
       </w:r>
+    </w:p>
+    <w:p>
+      <w:pPr>
+        <w:rPr>
+          <w:rFonts w:hint="eastAsia"/>
+          <w:sz w:val="28"/>
+          <w:szCs w:val="28"/>
+        </w:rPr>
+      </w:pPr>
+    </w:p>
+    <w:p>
+      <w:pPr>
+        <w:rPr>
+          <w:rFonts w:hint="eastAsia"/>
+          <w:sz w:val="28"/>
+          <w:szCs w:val="28"/>
+          <w:lang w:val="en-US" w:eastAsia="zh-CN"/>
+        </w:rPr>
+      </w:pPr>
+      <w:r>
+        <w:rPr>
+          <w:rFonts w:hint="eastAsia"/>
+          <w:sz w:val="28"/>
+          <w:szCs w:val="28"/>
+          <w:lang w:val="en-US" w:eastAsia="zh-CN"/>
+        </w:rPr>
+        <w:t>||</w:t>
+      </w:r>
+      <w:r>
+        <w:rPr>
+          <w:rFonts w:hint="eastAsia"/>
+          <w:sz w:val="28"/>
+          <w:szCs w:val="28"/>
+        </w:rPr>
+        <w:t>你不需要拯救</w:t>
+      </w:r>
+      <w:r>
+        <w:rPr>
+          <w:rFonts w:hint="eastAsia"/>
+          <w:sz w:val="28"/>
+          <w:szCs w:val="28"/>
+          <w:lang w:val="en-US" w:eastAsia="zh-CN"/>
+        </w:rPr>
+        <w:t>任何人，更不需要谁来拯救||</w:t>
+      </w:r>
+    </w:p>
+    <w:p>
+      <w:pPr>
+        <w:rPr>
+          <w:rFonts w:hint="eastAsia"/>
+          <w:sz w:val="28"/>
+          <w:szCs w:val="28"/>
+          <w:lang w:val="en-US" w:eastAsia="zh-CN"/>
+        </w:rPr>
+      </w:pPr>
+    </w:p>
+    <w:p>
+      <w:pPr>
+        <w:rPr>
+          <w:rFonts w:hint="default" w:eastAsiaTheme="minorEastAsia"/>
+          <w:sz w:val="28"/>
+          <w:szCs w:val="28"/>
+          <w:lang w:val="en-US" w:eastAsia="zh-CN"/>
+        </w:rPr>
+      </w:pPr>
+      <w:r>
+        <w:rPr>
+          <w:rFonts w:hint="eastAsia"/>
+          <w:sz w:val="28"/>
+          <w:szCs w:val="28"/>
+          <w:lang w:val="en-US" w:eastAsia="zh-CN"/>
+        </w:rPr>
+        <w:t>||</w:t>
+      </w:r>
+      <w:r>
+        <w:rPr>
+          <w:rFonts w:hint="eastAsia"/>
+          <w:sz w:val="28"/>
+          <w:szCs w:val="28"/>
+        </w:rPr>
+        <w:t>当危机降临时</w:t>
+      </w:r>
+      <w:r>
+        <w:rPr>
+          <w:rFonts w:hint="eastAsia"/>
+          <w:sz w:val="28"/>
+          <w:szCs w:val="28"/>
+          <w:lang w:eastAsia="zh-CN"/>
+        </w:rPr>
+        <w:t>，</w:t>
+      </w:r>
+      <w:r>
+        <w:rPr>
+          <w:rFonts w:hint="eastAsia"/>
+          <w:sz w:val="28"/>
+          <w:szCs w:val="28"/>
+        </w:rPr>
+        <w:t>别人看到的是混乱，你看到的是脉络</w:t>
+      </w:r>
+      <w:r>
+        <w:rPr>
+          <w:rFonts w:hint="eastAsia"/>
+          <w:sz w:val="28"/>
+          <w:szCs w:val="28"/>
+          <w:lang w:eastAsia="zh-CN"/>
+        </w:rPr>
+        <w:t>；</w:t>
+      </w:r>
+      <w:r>
+        <w:rPr>
+          <w:rFonts w:hint="eastAsia"/>
+          <w:sz w:val="28"/>
+          <w:szCs w:val="28"/>
+        </w:rPr>
+        <w:t>别人恐惧的是危险，你嗅到的是真相</w:t>
+      </w:r>
+      <w:r>
+        <w:rPr>
+          <w:rFonts w:hint="eastAsia"/>
+          <w:sz w:val="28"/>
+          <w:szCs w:val="28"/>
+          <w:lang w:val="en-US" w:eastAsia="zh-CN"/>
+        </w:rPr>
+        <w:t>||</w:t>
+      </w:r>
+    </w:p>
+    <w:p>
+      <w:pPr>
+        <w:rPr>
+          <w:rFonts w:hint="eastAsia"/>
+          <w:sz w:val="28"/>
+          <w:szCs w:val="28"/>
+        </w:rPr>
+      </w:pPr>
+    </w:p>
+    <w:p>
+      <w:pPr>
+        <w:rPr>
+          <w:rFonts w:hint="eastAsia"/>
+          <w:sz w:val="28"/>
+          <w:szCs w:val="28"/>
+          <w:lang w:val="en-US" w:eastAsia="zh-CN"/>
+        </w:rPr>
+      </w:pPr>
+      <w:r>
+        <w:rPr>
+          <w:rFonts w:hint="eastAsia"/>
+          <w:sz w:val="28"/>
+          <w:szCs w:val="28"/>
+          <w:lang w:val="en-US" w:eastAsia="zh-CN"/>
+        </w:rPr>
+        <w:t>||你</w:t>
+      </w:r>
+      <w:r>
+        <w:rPr>
+          <w:rFonts w:hint="eastAsia"/>
+          <w:sz w:val="28"/>
+          <w:szCs w:val="28"/>
+        </w:rPr>
+        <w:t>的理智，让你在所有人都被情绪裹挟的时刻，依然保持着绝对的清醒</w:t>
+      </w:r>
+      <w:r>
+        <w:rPr>
+          <w:rFonts w:hint="eastAsia"/>
+          <w:sz w:val="28"/>
+          <w:szCs w:val="28"/>
+          <w:lang w:val="en-US" w:eastAsia="zh-CN"/>
+        </w:rPr>
+        <w:t>||</w:t>
+      </w:r>
+    </w:p>
+    <w:p>
+      <w:pPr>
+        <w:rPr>
+          <w:rFonts w:hint="eastAsia"/>
+          <w:sz w:val="28"/>
+          <w:szCs w:val="28"/>
+          <w:lang w:val="en-US" w:eastAsia="zh-CN"/>
+        </w:rPr>
+      </w:pPr>
+    </w:p>
+    <w:p>
+      <w:pPr>
+        <w:rPr>
+          <w:rFonts w:hint="eastAsia"/>
+          <w:sz w:val="28"/>
+          <w:szCs w:val="28"/>
+          <w:lang w:val="en-US" w:eastAsia="zh-CN"/>
+        </w:rPr>
+      </w:pPr>
+      <w:r>
+        <w:rPr>
+          <w:rFonts w:hint="eastAsia"/>
+          <w:sz w:val="28"/>
+          <w:szCs w:val="28"/>
+          <w:lang w:val="en-US" w:eastAsia="zh-CN"/>
+        </w:rPr>
+        <w:t>||</w:t>
+      </w:r>
+      <w:r>
+        <w:rPr>
+          <w:rFonts w:hint="eastAsia"/>
+          <w:sz w:val="28"/>
+          <w:szCs w:val="28"/>
+        </w:rPr>
+        <w:t>你用了三天时间，把那些看似无关的线索串联成一条完整的证据链</w:t>
+      </w:r>
+      <w:r>
+        <w:rPr>
+          <w:rFonts w:hint="eastAsia"/>
+          <w:sz w:val="28"/>
+          <w:szCs w:val="28"/>
+          <w:lang w:eastAsia="zh-CN"/>
+        </w:rPr>
+        <w:t>；</w:t>
+      </w:r>
+      <w:r>
+        <w:rPr>
+          <w:rFonts w:hint="eastAsia"/>
+          <w:sz w:val="28"/>
+          <w:szCs w:val="28"/>
+        </w:rPr>
+        <w:t>又用了两天，找到了链条最末端的那个节点</w:t>
+      </w:r>
+      <w:r>
+        <w:rPr>
+          <w:rFonts w:hint="eastAsia"/>
+          <w:sz w:val="28"/>
+          <w:szCs w:val="28"/>
+          <w:lang w:val="en-US" w:eastAsia="zh-CN"/>
+        </w:rPr>
+        <w:t>||</w:t>
+      </w:r>
+    </w:p>
+    <w:p>
+      <w:pPr>
+        <w:rPr>
+          <w:rFonts w:hint="eastAsia"/>
+          <w:sz w:val="28"/>
+          <w:szCs w:val="28"/>
+          <w:lang w:val="en-US" w:eastAsia="zh-CN"/>
+        </w:rPr>
+      </w:pPr>
+    </w:p>
+    <w:p>
+      <w:pPr>
+        <w:rPr>
+          <w:rFonts w:hint="default" w:eastAsiaTheme="minorEastAsia"/>
+          <w:sz w:val="28"/>
+          <w:szCs w:val="28"/>
+          <w:lang w:val="en-US" w:eastAsia="zh-CN"/>
+        </w:rPr>
+      </w:pPr>
+      <w:r>
+        <w:rPr>
+          <w:rFonts w:hint="eastAsia"/>
+          <w:sz w:val="28"/>
+          <w:szCs w:val="28"/>
+          <w:lang w:val="en-US" w:eastAsia="zh-CN"/>
+        </w:rPr>
+        <w:t>||</w:t>
+      </w:r>
+      <w:r>
+        <w:rPr>
+          <w:rFonts w:hint="eastAsia"/>
+          <w:sz w:val="28"/>
+          <w:szCs w:val="28"/>
+        </w:rPr>
+        <w:t>然后你写了一篇报道，每一个字都有出处，每一个结论都有支撑，没有任何情绪化的渲染，只有冰冷的事实</w:t>
+      </w:r>
+      <w:r>
+        <w:rPr>
+          <w:rFonts w:hint="eastAsia"/>
+          <w:sz w:val="28"/>
+          <w:szCs w:val="28"/>
+          <w:lang w:val="en-US" w:eastAsia="zh-CN"/>
+        </w:rPr>
+        <w:t>||</w:t>
+      </w:r>
+    </w:p>
+    <w:p>
+      <w:pPr>
+        <w:rPr>
+          <w:rFonts w:hint="eastAsia"/>
+          <w:sz w:val="28"/>
+          <w:szCs w:val="28"/>
+        </w:rPr>
+      </w:pPr>
+    </w:p>
+    <w:p>
+      <w:pPr>
+        <w:rPr>
+          <w:rFonts w:hint="eastAsia"/>
+          <w:sz w:val="28"/>
+          <w:szCs w:val="28"/>
+          <w:lang w:val="en-US" w:eastAsia="zh-CN"/>
+        </w:rPr>
+      </w:pPr>
+      <w:r>
+        <w:rPr>
+          <w:rFonts w:hint="eastAsia"/>
+          <w:sz w:val="28"/>
+          <w:szCs w:val="28"/>
+          <w:lang w:val="en-US" w:eastAsia="zh-CN"/>
+        </w:rPr>
+        <w:t>||</w:t>
+      </w:r>
+      <w:r>
+        <w:rPr>
+          <w:rFonts w:hint="eastAsia"/>
+          <w:sz w:val="28"/>
+          <w:szCs w:val="28"/>
+        </w:rPr>
+        <w:t>报道发出后，整座城市都在震动。涉事的企业被调查，相关的利益链被斩断，那些以为可以只手遮天的人，在铁证面前哑口无言</w:t>
+      </w:r>
+      <w:r>
+        <w:rPr>
+          <w:rFonts w:hint="eastAsia"/>
+          <w:sz w:val="28"/>
+          <w:szCs w:val="28"/>
+          <w:lang w:val="en-US" w:eastAsia="zh-CN"/>
+        </w:rPr>
+        <w:t>||</w:t>
+      </w:r>
+    </w:p>
+    <w:p>
+      <w:pPr>
+        <w:rPr>
+          <w:rFonts w:hint="eastAsia"/>
+          <w:sz w:val="28"/>
+          <w:szCs w:val="28"/>
+          <w:lang w:val="en-US" w:eastAsia="zh-CN"/>
+        </w:rPr>
+      </w:pPr>
+    </w:p>
+    <w:p>
+      <w:pPr>
+        <w:rPr>
+          <w:rFonts w:hint="default" w:eastAsiaTheme="minorEastAsia"/>
+          <w:sz w:val="28"/>
+          <w:szCs w:val="28"/>
+          <w:lang w:val="en-US" w:eastAsia="zh-CN"/>
+        </w:rPr>
+      </w:pPr>
+      <w:r>
+        <w:rPr>
+          <w:rFonts w:hint="eastAsia"/>
+          <w:sz w:val="28"/>
+          <w:szCs w:val="28"/>
+          <w:lang w:val="en-US" w:eastAsia="zh-CN"/>
+        </w:rPr>
+        <w:t>||</w:t>
+      </w:r>
+      <w:r>
+        <w:rPr>
+          <w:rFonts w:hint="eastAsia"/>
+          <w:sz w:val="28"/>
+          <w:szCs w:val="28"/>
+        </w:rPr>
+        <w:t>你的名字一夜之间登上了所有新闻的头条，不是因为你有多出名，而是因为你做了别人不敢做的事</w:t>
+      </w:r>
+      <w:r>
+        <w:rPr>
+          <w:rFonts w:hint="eastAsia"/>
+          <w:sz w:val="28"/>
+          <w:szCs w:val="28"/>
+          <w:lang w:val="en-US" w:eastAsia="zh-CN"/>
+        </w:rPr>
+        <w:t>||</w:t>
+      </w:r>
+    </w:p>
+    <w:p>
+      <w:pPr>
+        <w:rPr>
+          <w:rFonts w:hint="eastAsia"/>
+          <w:sz w:val="28"/>
+          <w:szCs w:val="28"/>
+        </w:rPr>
+      </w:pPr>
+    </w:p>
+    <w:p>
+      <w:pPr>
+        <w:rPr>
+          <w:rFonts w:hint="eastAsia"/>
+          <w:sz w:val="28"/>
+          <w:szCs w:val="28"/>
+          <w:lang w:val="en-US" w:eastAsia="zh-CN"/>
+        </w:rPr>
+      </w:pPr>
+      <w:r>
+        <w:rPr>
+          <w:rFonts w:hint="eastAsia"/>
+          <w:sz w:val="28"/>
+          <w:szCs w:val="28"/>
+          <w:lang w:val="en-US" w:eastAsia="zh-CN"/>
+        </w:rPr>
+        <w:t>||</w:t>
+      </w:r>
+      <w:r>
+        <w:rPr>
+          <w:rFonts w:hint="eastAsia"/>
+          <w:sz w:val="28"/>
+          <w:szCs w:val="28"/>
+        </w:rPr>
+        <w:t>你没有趁热打铁，没有开直播，</w:t>
+      </w:r>
+      <w:r>
+        <w:rPr>
+          <w:rFonts w:hint="eastAsia"/>
+          <w:sz w:val="28"/>
+          <w:szCs w:val="28"/>
+          <w:lang w:val="en-US" w:eastAsia="zh-CN"/>
+        </w:rPr>
+        <w:t>也</w:t>
+      </w:r>
+      <w:r>
+        <w:rPr>
+          <w:rFonts w:hint="eastAsia"/>
+          <w:sz w:val="28"/>
+          <w:szCs w:val="28"/>
+        </w:rPr>
+        <w:t>没有接采访</w:t>
+      </w:r>
+      <w:r>
+        <w:rPr>
+          <w:rFonts w:hint="eastAsia"/>
+          <w:sz w:val="28"/>
+          <w:szCs w:val="28"/>
+          <w:lang w:val="en-US" w:eastAsia="zh-CN"/>
+        </w:rPr>
+        <w:t>||</w:t>
+      </w:r>
+    </w:p>
+    <w:p>
+      <w:pPr>
+        <w:rPr>
+          <w:rFonts w:hint="eastAsia"/>
+          <w:sz w:val="28"/>
+          <w:szCs w:val="28"/>
+          <w:lang w:val="en-US" w:eastAsia="zh-CN"/>
+        </w:rPr>
+      </w:pPr>
+    </w:p>
+    <w:p>
+      <w:pPr>
+        <w:rPr>
+          <w:rFonts w:hint="default" w:eastAsiaTheme="minorEastAsia"/>
+          <w:sz w:val="28"/>
+          <w:szCs w:val="28"/>
+          <w:lang w:val="en-US" w:eastAsia="zh-CN"/>
+        </w:rPr>
+      </w:pPr>
+      <w:r>
+        <w:rPr>
+          <w:rFonts w:hint="eastAsia"/>
+          <w:sz w:val="28"/>
+          <w:szCs w:val="28"/>
+          <w:lang w:val="en-US" w:eastAsia="zh-CN"/>
+        </w:rPr>
+        <w:t>||</w:t>
+      </w:r>
+      <w:r>
+        <w:rPr>
+          <w:rFonts w:hint="eastAsia"/>
+          <w:sz w:val="28"/>
+          <w:szCs w:val="28"/>
+        </w:rPr>
+        <w:t>你只是注销了</w:t>
+      </w:r>
+      <w:r>
+        <w:rPr>
+          <w:rFonts w:hint="eastAsia"/>
+          <w:sz w:val="28"/>
+          <w:szCs w:val="28"/>
+          <w:lang w:val="en-US" w:eastAsia="zh-CN"/>
+        </w:rPr>
+        <w:t>呕心沥血</w:t>
+      </w:r>
+      <w:r>
+        <w:rPr>
+          <w:rFonts w:hint="eastAsia"/>
+          <w:sz w:val="28"/>
+          <w:szCs w:val="28"/>
+        </w:rPr>
+        <w:t>做了三年的账号，用最后一条动态告别了过去：“换条路走，谢谢陪过。”</w:t>
+      </w:r>
+      <w:r>
+        <w:rPr>
+          <w:rFonts w:hint="eastAsia"/>
+          <w:sz w:val="28"/>
+          <w:szCs w:val="28"/>
+          <w:lang w:val="en-US" w:eastAsia="zh-CN"/>
+        </w:rPr>
+        <w:t>||</w:t>
+      </w:r>
+    </w:p>
+    <w:p>
+      <w:pPr>
+        <w:rPr>
+          <w:rFonts w:hint="eastAsia"/>
+          <w:sz w:val="28"/>
+          <w:szCs w:val="28"/>
+        </w:rPr>
+      </w:pPr>
+    </w:p>
+    <w:p>
+      <w:pPr>
+        <w:rPr>
+          <w:rFonts w:hint="eastAsia"/>
+          <w:sz w:val="28"/>
+          <w:szCs w:val="28"/>
+          <w:lang w:val="en-US" w:eastAsia="zh-CN"/>
+        </w:rPr>
+      </w:pPr>
+      <w:r>
+        <w:rPr>
+          <w:rFonts w:hint="eastAsia"/>
+          <w:sz w:val="28"/>
+          <w:szCs w:val="28"/>
+          <w:lang w:val="en-US" w:eastAsia="zh-CN"/>
+        </w:rPr>
+        <w:t>||</w:t>
+      </w:r>
+      <w:r>
+        <w:rPr>
+          <w:rFonts w:hint="eastAsia"/>
+          <w:sz w:val="28"/>
+          <w:szCs w:val="28"/>
+        </w:rPr>
+        <w:t>三个月后，你成立了自己的调查新闻机构</w:t>
+      </w:r>
+      <w:r>
+        <w:rPr>
+          <w:rFonts w:hint="eastAsia"/>
+          <w:sz w:val="28"/>
+          <w:szCs w:val="28"/>
+          <w:lang w:val="en-US" w:eastAsia="zh-CN"/>
+        </w:rPr>
+        <w:t>||</w:t>
+      </w:r>
+    </w:p>
+    <w:p>
+      <w:pPr>
+        <w:rPr>
+          <w:rFonts w:hint="eastAsia"/>
+          <w:sz w:val="28"/>
+          <w:szCs w:val="28"/>
+          <w:lang w:val="en-US" w:eastAsia="zh-CN"/>
+        </w:rPr>
+      </w:pPr>
+    </w:p>
+    <w:p>
+      <w:pPr>
+        <w:rPr>
+          <w:rFonts w:hint="eastAsia"/>
+          <w:sz w:val="28"/>
+          <w:szCs w:val="28"/>
+          <w:lang w:val="en-US" w:eastAsia="zh-CN"/>
+        </w:rPr>
+      </w:pPr>
+      <w:r>
+        <w:rPr>
+          <w:rFonts w:hint="eastAsia"/>
+          <w:sz w:val="28"/>
+          <w:szCs w:val="28"/>
+          <w:lang w:val="en-US" w:eastAsia="zh-CN"/>
+        </w:rPr>
+        <w:t>||</w:t>
+      </w:r>
+      <w:r>
+        <w:rPr>
+          <w:rFonts w:hint="eastAsia"/>
+          <w:sz w:val="28"/>
+          <w:szCs w:val="28"/>
+        </w:rPr>
+        <w:t>办公室不大，但窗外的风景很好。团队只有七个人，但每一个都是你亲手挑的</w:t>
+      </w:r>
+      <w:r>
+        <w:rPr>
+          <w:rFonts w:hint="eastAsia"/>
+          <w:sz w:val="28"/>
+          <w:szCs w:val="28"/>
+          <w:lang w:val="en-US" w:eastAsia="zh-CN"/>
+        </w:rPr>
+        <w:t>||</w:t>
+      </w:r>
+    </w:p>
+    <w:p>
+      <w:pPr>
+        <w:rPr>
+          <w:rFonts w:hint="eastAsia"/>
+          <w:sz w:val="28"/>
+          <w:szCs w:val="28"/>
+          <w:lang w:val="en-US" w:eastAsia="zh-CN"/>
+        </w:rPr>
+      </w:pPr>
+    </w:p>
+    <w:p>
+      <w:pPr>
+        <w:rPr>
+          <w:rFonts w:hint="eastAsia"/>
+          <w:sz w:val="28"/>
+          <w:szCs w:val="28"/>
+          <w:lang w:val="en-US" w:eastAsia="zh-CN"/>
+        </w:rPr>
+      </w:pPr>
+      <w:r>
+        <w:rPr>
+          <w:rFonts w:hint="eastAsia"/>
+          <w:sz w:val="28"/>
+          <w:szCs w:val="28"/>
+          <w:lang w:val="en-US" w:eastAsia="zh-CN"/>
+        </w:rPr>
+        <w:t>||</w:t>
+      </w:r>
+      <w:r>
+        <w:rPr>
+          <w:rFonts w:hint="eastAsia"/>
+          <w:sz w:val="28"/>
+          <w:szCs w:val="28"/>
+        </w:rPr>
+        <w:t>你拒绝了三轮资本收购，推掉了所有行业饭局，不混圈子，不出席颁奖典礼</w:t>
+      </w:r>
+      <w:r>
+        <w:rPr>
+          <w:rFonts w:hint="eastAsia"/>
+          <w:sz w:val="28"/>
+          <w:szCs w:val="28"/>
+          <w:lang w:val="en-US" w:eastAsia="zh-CN"/>
+        </w:rPr>
+        <w:t>||</w:t>
+      </w:r>
+    </w:p>
+    <w:p>
+      <w:pPr>
+        <w:rPr>
+          <w:rFonts w:hint="eastAsia"/>
+          <w:sz w:val="28"/>
+          <w:szCs w:val="28"/>
+        </w:rPr>
+      </w:pPr>
       <w:bookmarkStart w:id="0" w:name="_GoBack"/>
       <w:bookmarkEnd w:id="0"/>
-    </w:p>
-    <w:p>
-      <w:pPr>
-        <w:rPr>
-          <w:rFonts w:hint="eastAsia"/>
-          <w:sz w:val="28"/>
-          <w:szCs w:val="28"/>
-        </w:rPr>
-      </w:pPr>
-    </w:p>
-    <w:p>
-      <w:pPr>
-        <w:rPr>
-          <w:rFonts w:hint="eastAsia"/>
-          <w:sz w:val="28"/>
-          <w:szCs w:val="28"/>
-          <w:lang w:val="en-US" w:eastAsia="zh-CN"/>
-        </w:rPr>
-      </w:pPr>
-      <w:r>
-        <w:rPr>
-          <w:rFonts w:hint="eastAsia"/>
-          <w:sz w:val="28"/>
-          <w:szCs w:val="28"/>
-          <w:lang w:val="en-US" w:eastAsia="zh-CN"/>
-        </w:rPr>
-        <w:t>||</w:t>
-      </w:r>
-      <w:r>
-        <w:rPr>
-          <w:rFonts w:hint="eastAsia"/>
-          <w:sz w:val="28"/>
-          <w:szCs w:val="28"/>
-        </w:rPr>
-        <w:t>你不需要拯救</w:t>
-      </w:r>
-      <w:r>
-        <w:rPr>
-          <w:rFonts w:hint="eastAsia"/>
-          <w:sz w:val="28"/>
-          <w:szCs w:val="28"/>
-          <w:lang w:val="en-US" w:eastAsia="zh-CN"/>
-        </w:rPr>
-        <w:t>任何人，更不需要谁来拯救||</w:t>
-      </w:r>
-    </w:p>
-    <w:p>
-      <w:pPr>
-        <w:rPr>
-          <w:rFonts w:hint="eastAsia"/>
-          <w:sz w:val="28"/>
-          <w:szCs w:val="28"/>
-          <w:lang w:val="en-US" w:eastAsia="zh-CN"/>
-        </w:rPr>
-      </w:pPr>
-    </w:p>
-    <w:p>
-      <w:pPr>
-        <w:rPr>
-          <w:rFonts w:hint="default" w:eastAsiaTheme="minorEastAsia"/>
-          <w:sz w:val="28"/>
-          <w:szCs w:val="28"/>
-          <w:lang w:val="en-US" w:eastAsia="zh-CN"/>
-        </w:rPr>
-      </w:pPr>
-      <w:r>
-        <w:rPr>
-          <w:rFonts w:hint="eastAsia"/>
-          <w:sz w:val="28"/>
-          <w:szCs w:val="28"/>
-          <w:lang w:val="en-US" w:eastAsia="zh-CN"/>
-        </w:rPr>
-        <w:t>||</w:t>
-      </w:r>
-      <w:r>
-        <w:rPr>
-          <w:rFonts w:hint="eastAsia"/>
-          <w:sz w:val="28"/>
-          <w:szCs w:val="28"/>
-        </w:rPr>
-        <w:t>当危机降临时</w:t>
-      </w:r>
-      <w:r>
-        <w:rPr>
-          <w:rFonts w:hint="eastAsia"/>
-          <w:sz w:val="28"/>
-          <w:szCs w:val="28"/>
-          <w:lang w:eastAsia="zh-CN"/>
-        </w:rPr>
-        <w:t>，</w:t>
-      </w:r>
-      <w:r>
-        <w:rPr>
-          <w:rFonts w:hint="eastAsia"/>
-          <w:sz w:val="28"/>
-          <w:szCs w:val="28"/>
-        </w:rPr>
-        <w:t>别人看到的是混乱，你看到的是脉络</w:t>
-      </w:r>
-      <w:r>
-        <w:rPr>
-          <w:rFonts w:hint="eastAsia"/>
-          <w:sz w:val="28"/>
-          <w:szCs w:val="28"/>
-          <w:lang w:eastAsia="zh-CN"/>
-        </w:rPr>
-        <w:t>；</w:t>
-      </w:r>
-      <w:r>
-        <w:rPr>
-          <w:rFonts w:hint="eastAsia"/>
-          <w:sz w:val="28"/>
-          <w:szCs w:val="28"/>
-        </w:rPr>
-        <w:t>别人恐惧的是危险，你嗅到的是真相</w:t>
-      </w:r>
-      <w:r>
-        <w:rPr>
-          <w:rFonts w:hint="eastAsia"/>
-          <w:sz w:val="28"/>
-          <w:szCs w:val="28"/>
-          <w:lang w:val="en-US" w:eastAsia="zh-CN"/>
-        </w:rPr>
-        <w:t>||</w:t>
-      </w:r>
-    </w:p>
-    <w:p>
-      <w:pPr>
-        <w:rPr>
-          <w:rFonts w:hint="eastAsia"/>
-          <w:sz w:val="28"/>
-          <w:szCs w:val="28"/>
-        </w:rPr>
-      </w:pPr>
-    </w:p>
-    <w:p>
-      <w:pPr>
-        <w:rPr>
-          <w:rFonts w:hint="eastAsia"/>
-          <w:sz w:val="28"/>
-          <w:szCs w:val="28"/>
-          <w:lang w:val="en-US" w:eastAsia="zh-CN"/>
-        </w:rPr>
-      </w:pPr>
-      <w:r>
-        <w:rPr>
-          <w:rFonts w:hint="eastAsia"/>
-          <w:sz w:val="28"/>
-          <w:szCs w:val="28"/>
-          <w:lang w:val="en-US" w:eastAsia="zh-CN"/>
-        </w:rPr>
-        <w:t>||你</w:t>
-      </w:r>
-      <w:r>
-        <w:rPr>
-          <w:rFonts w:hint="eastAsia"/>
-          <w:sz w:val="28"/>
-          <w:szCs w:val="28"/>
-        </w:rPr>
-        <w:t>的理智，让你在所有人都被情绪裹挟的时刻，依然保持着绝对的清醒</w:t>
-      </w:r>
-      <w:r>
-        <w:rPr>
-          <w:rFonts w:hint="eastAsia"/>
-          <w:sz w:val="28"/>
-          <w:szCs w:val="28"/>
-          <w:lang w:val="en-US" w:eastAsia="zh-CN"/>
-        </w:rPr>
-        <w:t>||</w:t>
-      </w:r>
-    </w:p>
-    <w:p>
-      <w:pPr>
-        <w:rPr>
-          <w:rFonts w:hint="eastAsia"/>
-          <w:sz w:val="28"/>
-          <w:szCs w:val="28"/>
-          <w:lang w:val="en-US" w:eastAsia="zh-CN"/>
-        </w:rPr>
-      </w:pPr>
-    </w:p>
-    <w:p>
-      <w:pPr>
-        <w:rPr>
-          <w:rFonts w:hint="eastAsia"/>
-          <w:sz w:val="28"/>
-          <w:szCs w:val="28"/>
-          <w:lang w:val="en-US" w:eastAsia="zh-CN"/>
-        </w:rPr>
-      </w:pPr>
-      <w:r>
-        <w:rPr>
-          <w:rFonts w:hint="eastAsia"/>
-          <w:sz w:val="28"/>
-          <w:szCs w:val="28"/>
-          <w:lang w:val="en-US" w:eastAsia="zh-CN"/>
-        </w:rPr>
-        <w:t>||</w:t>
-      </w:r>
-      <w:r>
-        <w:rPr>
-          <w:rFonts w:hint="eastAsia"/>
-          <w:sz w:val="28"/>
-          <w:szCs w:val="28"/>
-        </w:rPr>
-        <w:t>你用了三天时间，把那些看似无关的线索串联成一条完整的证据链</w:t>
-      </w:r>
-      <w:r>
-        <w:rPr>
-          <w:rFonts w:hint="eastAsia"/>
-          <w:sz w:val="28"/>
-          <w:szCs w:val="28"/>
-          <w:lang w:eastAsia="zh-CN"/>
-        </w:rPr>
-        <w:t>；</w:t>
-      </w:r>
-      <w:r>
-        <w:rPr>
-          <w:rFonts w:hint="eastAsia"/>
-          <w:sz w:val="28"/>
-          <w:szCs w:val="28"/>
-        </w:rPr>
-        <w:t>又用了两天，找到了链条最末端的那个节点</w:t>
-      </w:r>
-      <w:r>
-        <w:rPr>
-          <w:rFonts w:hint="eastAsia"/>
-          <w:sz w:val="28"/>
-          <w:szCs w:val="28"/>
-          <w:lang w:val="en-US" w:eastAsia="zh-CN"/>
-        </w:rPr>
-        <w:t>||</w:t>
-      </w:r>
-    </w:p>
-    <w:p>
-      <w:pPr>
-        <w:rPr>
-          <w:rFonts w:hint="eastAsia"/>
-          <w:sz w:val="28"/>
-          <w:szCs w:val="28"/>
-          <w:lang w:val="en-US" w:eastAsia="zh-CN"/>
-        </w:rPr>
-      </w:pPr>
-    </w:p>
-    <w:p>
-      <w:pPr>
-        <w:rPr>
-          <w:rFonts w:hint="default" w:eastAsiaTheme="minorEastAsia"/>
-          <w:sz w:val="28"/>
-          <w:szCs w:val="28"/>
-          <w:lang w:val="en-US" w:eastAsia="zh-CN"/>
-        </w:rPr>
-      </w:pPr>
-      <w:r>
-        <w:rPr>
-          <w:rFonts w:hint="eastAsia"/>
-          <w:sz w:val="28"/>
-          <w:szCs w:val="28"/>
-          <w:lang w:val="en-US" w:eastAsia="zh-CN"/>
-        </w:rPr>
-        <w:t>||</w:t>
-      </w:r>
-      <w:r>
-        <w:rPr>
-          <w:rFonts w:hint="eastAsia"/>
-          <w:sz w:val="28"/>
-          <w:szCs w:val="28"/>
-        </w:rPr>
-        <w:t>然后你写了一篇报道，每一个字都有出处，每一个结论都有支撑，没有任何情绪化的渲染，只有冰冷到的事实</w:t>
-      </w:r>
-      <w:r>
-        <w:rPr>
-          <w:rFonts w:hint="eastAsia"/>
-          <w:sz w:val="28"/>
-          <w:szCs w:val="28"/>
-          <w:lang w:val="en-US" w:eastAsia="zh-CN"/>
-        </w:rPr>
-        <w:t>||</w:t>
-      </w:r>
-    </w:p>
-    <w:p>
-      <w:pPr>
-        <w:rPr>
-          <w:rFonts w:hint="eastAsia"/>
-          <w:sz w:val="28"/>
-          <w:szCs w:val="28"/>
-        </w:rPr>
-      </w:pPr>
-    </w:p>
-    <w:p>
-      <w:pPr>
-        <w:rPr>
-          <w:rFonts w:hint="eastAsia"/>
-          <w:sz w:val="28"/>
-          <w:szCs w:val="28"/>
-          <w:lang w:val="en-US" w:eastAsia="zh-CN"/>
-        </w:rPr>
-      </w:pPr>
-      <w:r>
-        <w:rPr>
-          <w:rFonts w:hint="eastAsia"/>
-          <w:sz w:val="28"/>
-          <w:szCs w:val="28"/>
-          <w:lang w:val="en-US" w:eastAsia="zh-CN"/>
-        </w:rPr>
-        <w:t>||</w:t>
-      </w:r>
-      <w:r>
-        <w:rPr>
-          <w:rFonts w:hint="eastAsia"/>
-          <w:sz w:val="28"/>
-          <w:szCs w:val="28"/>
-        </w:rPr>
-        <w:t>报道发出后，整座城市都在震动。涉事的企业被调查，相关的利益链被斩断，那些以为可以只手遮天的人，在铁证面前哑口无言</w:t>
-      </w:r>
-      <w:r>
-        <w:rPr>
-          <w:rFonts w:hint="eastAsia"/>
-          <w:sz w:val="28"/>
-          <w:szCs w:val="28"/>
-          <w:lang w:val="en-US" w:eastAsia="zh-CN"/>
-        </w:rPr>
-        <w:t>||</w:t>
-      </w:r>
-    </w:p>
-    <w:p>
-      <w:pPr>
-        <w:rPr>
-          <w:rFonts w:hint="eastAsia"/>
-          <w:sz w:val="28"/>
-          <w:szCs w:val="28"/>
-          <w:lang w:val="en-US" w:eastAsia="zh-CN"/>
-        </w:rPr>
-      </w:pPr>
-    </w:p>
-    <w:p>
-      <w:pPr>
-        <w:rPr>
-          <w:rFonts w:hint="default" w:eastAsiaTheme="minorEastAsia"/>
-          <w:sz w:val="28"/>
-          <w:szCs w:val="28"/>
-          <w:lang w:val="en-US" w:eastAsia="zh-CN"/>
-        </w:rPr>
-      </w:pPr>
-      <w:r>
-        <w:rPr>
-          <w:rFonts w:hint="eastAsia"/>
-          <w:sz w:val="28"/>
-          <w:szCs w:val="28"/>
-          <w:lang w:val="en-US" w:eastAsia="zh-CN"/>
-        </w:rPr>
-        <w:t>||</w:t>
-      </w:r>
-      <w:r>
-        <w:rPr>
-          <w:rFonts w:hint="eastAsia"/>
-          <w:sz w:val="28"/>
-          <w:szCs w:val="28"/>
-        </w:rPr>
-        <w:t>你的名字一夜之间登上了所有新闻的头条，不是因为你有多出名，而是因为你做了别人不敢做的事</w:t>
-      </w:r>
-      <w:r>
-        <w:rPr>
-          <w:rFonts w:hint="eastAsia"/>
-          <w:sz w:val="28"/>
-          <w:szCs w:val="28"/>
-          <w:lang w:val="en-US" w:eastAsia="zh-CN"/>
-        </w:rPr>
-        <w:t>||</w:t>
-      </w:r>
-    </w:p>
-    <w:p>
-      <w:pPr>
-        <w:rPr>
-          <w:rFonts w:hint="eastAsia"/>
-          <w:sz w:val="28"/>
-          <w:szCs w:val="28"/>
-        </w:rPr>
-      </w:pPr>
-    </w:p>
-    <w:p>
-      <w:pPr>
-        <w:rPr>
-          <w:rFonts w:hint="eastAsia"/>
-          <w:sz w:val="28"/>
-          <w:szCs w:val="28"/>
-          <w:lang w:val="en-US" w:eastAsia="zh-CN"/>
-        </w:rPr>
-      </w:pPr>
-      <w:r>
-        <w:rPr>
-          <w:rFonts w:hint="eastAsia"/>
-          <w:sz w:val="28"/>
-          <w:szCs w:val="28"/>
-          <w:lang w:val="en-US" w:eastAsia="zh-CN"/>
-        </w:rPr>
-        <w:t>||</w:t>
-      </w:r>
-      <w:r>
-        <w:rPr>
-          <w:rFonts w:hint="eastAsia"/>
-          <w:sz w:val="28"/>
-          <w:szCs w:val="28"/>
-        </w:rPr>
-        <w:t>你没有趁热打铁，没有开直播，</w:t>
-      </w:r>
-      <w:r>
-        <w:rPr>
-          <w:rFonts w:hint="eastAsia"/>
-          <w:sz w:val="28"/>
-          <w:szCs w:val="28"/>
-          <w:lang w:val="en-US" w:eastAsia="zh-CN"/>
-        </w:rPr>
-        <w:t>也</w:t>
-      </w:r>
-      <w:r>
-        <w:rPr>
-          <w:rFonts w:hint="eastAsia"/>
-          <w:sz w:val="28"/>
-          <w:szCs w:val="28"/>
-        </w:rPr>
-        <w:t>没有接采访</w:t>
-      </w:r>
-      <w:r>
-        <w:rPr>
-          <w:rFonts w:hint="eastAsia"/>
-          <w:sz w:val="28"/>
-          <w:szCs w:val="28"/>
-          <w:lang w:val="en-US" w:eastAsia="zh-CN"/>
-        </w:rPr>
-        <w:t>||</w:t>
-      </w:r>
-    </w:p>
-    <w:p>
-      <w:pPr>
-        <w:rPr>
-          <w:rFonts w:hint="eastAsia"/>
-          <w:sz w:val="28"/>
-          <w:szCs w:val="28"/>
-          <w:lang w:val="en-US" w:eastAsia="zh-CN"/>
-        </w:rPr>
-      </w:pPr>
-    </w:p>
-    <w:p>
-      <w:pPr>
-        <w:rPr>
-          <w:rFonts w:hint="default" w:eastAsiaTheme="minorEastAsia"/>
-          <w:sz w:val="28"/>
-          <w:szCs w:val="28"/>
-          <w:lang w:val="en-US" w:eastAsia="zh-CN"/>
-        </w:rPr>
-      </w:pPr>
-      <w:r>
-        <w:rPr>
-          <w:rFonts w:hint="eastAsia"/>
-          <w:sz w:val="28"/>
-          <w:szCs w:val="28"/>
-          <w:lang w:val="en-US" w:eastAsia="zh-CN"/>
-        </w:rPr>
-        <w:t>||</w:t>
-      </w:r>
-      <w:r>
-        <w:rPr>
-          <w:rFonts w:hint="eastAsia"/>
-          <w:sz w:val="28"/>
-          <w:szCs w:val="28"/>
-        </w:rPr>
-        <w:t>你只是注销了</w:t>
-      </w:r>
-      <w:r>
-        <w:rPr>
-          <w:rFonts w:hint="eastAsia"/>
-          <w:sz w:val="28"/>
-          <w:szCs w:val="28"/>
-          <w:lang w:val="en-US" w:eastAsia="zh-CN"/>
-        </w:rPr>
-        <w:t>呕心沥血</w:t>
-      </w:r>
-      <w:r>
-        <w:rPr>
-          <w:rFonts w:hint="eastAsia"/>
-          <w:sz w:val="28"/>
-          <w:szCs w:val="28"/>
-        </w:rPr>
-        <w:t>做了三年的账号，用最后一条动态告别了过去：“换条路走，谢谢陪过。”</w:t>
-      </w:r>
-      <w:r>
-        <w:rPr>
-          <w:rFonts w:hint="eastAsia"/>
-          <w:sz w:val="28"/>
-          <w:szCs w:val="28"/>
-          <w:lang w:val="en-US" w:eastAsia="zh-CN"/>
-        </w:rPr>
-        <w:t>||</w:t>
-      </w:r>
-    </w:p>
-    <w:p>
-      <w:pPr>
-        <w:rPr>
-          <w:rFonts w:hint="eastAsia"/>
-          <w:sz w:val="28"/>
-          <w:szCs w:val="28"/>
-        </w:rPr>
-      </w:pPr>
-    </w:p>
-    <w:p>
-      <w:pPr>
-        <w:rPr>
-          <w:rFonts w:hint="eastAsia"/>
-          <w:sz w:val="28"/>
-          <w:szCs w:val="28"/>
-          <w:lang w:val="en-US" w:eastAsia="zh-CN"/>
-        </w:rPr>
-      </w:pPr>
-      <w:r>
-        <w:rPr>
-          <w:rFonts w:hint="eastAsia"/>
-          <w:sz w:val="28"/>
-          <w:szCs w:val="28"/>
-          <w:lang w:val="en-US" w:eastAsia="zh-CN"/>
-        </w:rPr>
-        <w:t>||</w:t>
-      </w:r>
-      <w:r>
-        <w:rPr>
-          <w:rFonts w:hint="eastAsia"/>
-          <w:sz w:val="28"/>
-          <w:szCs w:val="28"/>
-        </w:rPr>
-        <w:t>三个月后，你成立了自己的调查新闻机构</w:t>
-      </w:r>
-      <w:r>
-        <w:rPr>
-          <w:rFonts w:hint="eastAsia"/>
-          <w:sz w:val="28"/>
-          <w:szCs w:val="28"/>
-          <w:lang w:val="en-US" w:eastAsia="zh-CN"/>
-        </w:rPr>
-        <w:t>||</w:t>
-      </w:r>
-    </w:p>
-    <w:p>
-      <w:pPr>
-        <w:rPr>
-          <w:rFonts w:hint="eastAsia"/>
-          <w:sz w:val="28"/>
-          <w:szCs w:val="28"/>
-          <w:lang w:val="en-US" w:eastAsia="zh-CN"/>
-        </w:rPr>
-      </w:pPr>
-    </w:p>
-    <w:p>
-      <w:pPr>
-        <w:rPr>
-          <w:rFonts w:hint="eastAsia"/>
-          <w:sz w:val="28"/>
-          <w:szCs w:val="28"/>
-          <w:lang w:val="en-US" w:eastAsia="zh-CN"/>
-        </w:rPr>
-      </w:pPr>
-      <w:r>
-        <w:rPr>
-          <w:rFonts w:hint="eastAsia"/>
-          <w:sz w:val="28"/>
-          <w:szCs w:val="28"/>
-          <w:lang w:val="en-US" w:eastAsia="zh-CN"/>
-        </w:rPr>
-        <w:t>||</w:t>
-      </w:r>
-      <w:r>
-        <w:rPr>
-          <w:rFonts w:hint="eastAsia"/>
-          <w:sz w:val="28"/>
-          <w:szCs w:val="28"/>
-        </w:rPr>
-        <w:t>办公室不大，但窗外的风景很好。团队只有七个人，但每一个都是你亲手挑的</w:t>
-      </w:r>
-      <w:r>
-        <w:rPr>
-          <w:rFonts w:hint="eastAsia"/>
-          <w:sz w:val="28"/>
-          <w:szCs w:val="28"/>
-          <w:lang w:val="en-US" w:eastAsia="zh-CN"/>
-        </w:rPr>
-        <w:t>||</w:t>
-      </w:r>
-    </w:p>
-    <w:p>
-      <w:pPr>
-        <w:rPr>
-          <w:rFonts w:hint="eastAsia"/>
-          <w:sz w:val="28"/>
-          <w:szCs w:val="28"/>
-          <w:lang w:val="en-US" w:eastAsia="zh-CN"/>
-        </w:rPr>
-      </w:pPr>
-    </w:p>
-    <w:p>
-      <w:pPr>
-        <w:rPr>
-          <w:rFonts w:hint="eastAsia"/>
-          <w:sz w:val="28"/>
-          <w:szCs w:val="28"/>
-          <w:lang w:val="en-US" w:eastAsia="zh-CN"/>
-        </w:rPr>
-      </w:pPr>
-      <w:r>
-        <w:rPr>
-          <w:rFonts w:hint="eastAsia"/>
-          <w:sz w:val="28"/>
-          <w:szCs w:val="28"/>
-          <w:lang w:val="en-US" w:eastAsia="zh-CN"/>
-        </w:rPr>
-        <w:t>||</w:t>
-      </w:r>
-      <w:r>
-        <w:rPr>
-          <w:rFonts w:hint="eastAsia"/>
-          <w:sz w:val="28"/>
-          <w:szCs w:val="28"/>
-        </w:rPr>
-        <w:t>你拒绝了三轮资本收购，推掉了所有行业饭局，不混圈子，不出席颁奖典礼</w:t>
-      </w:r>
-      <w:r>
-        <w:rPr>
-          <w:rFonts w:hint="eastAsia"/>
-          <w:sz w:val="28"/>
-          <w:szCs w:val="28"/>
-          <w:lang w:val="en-US" w:eastAsia="zh-CN"/>
-        </w:rPr>
-        <w:t>||</w:t>
-      </w:r>
-    </w:p>
-    <w:p>
-      <w:pPr>
-        <w:rPr>
-          <w:rFonts w:hint="eastAsia"/>
-          <w:sz w:val="28"/>
-          <w:szCs w:val="28"/>
-          <w:lang w:val="en-US" w:eastAsia="zh-CN"/>
-        </w:rPr>
-      </w:pPr>
-    </w:p>
-    <w:p>
-      <w:pPr>
-        <w:rPr>
-          <w:rFonts w:hint="default" w:eastAsiaTheme="minorEastAsia"/>
-          <w:sz w:val="28"/>
-          <w:szCs w:val="28"/>
-          <w:lang w:val="en-US" w:eastAsia="zh-CN"/>
-        </w:rPr>
-      </w:pPr>
-      <w:r>
-        <w:rPr>
-          <w:rFonts w:hint="eastAsia"/>
-          <w:sz w:val="28"/>
-          <w:szCs w:val="28"/>
-          <w:lang w:val="en-US" w:eastAsia="zh-CN"/>
-        </w:rPr>
-        <w:t>||</w:t>
-      </w:r>
-      <w:r>
-        <w:rPr>
-          <w:rFonts w:hint="eastAsia"/>
-          <w:sz w:val="28"/>
-          <w:szCs w:val="28"/>
-        </w:rPr>
-        <w:t>你的脸依然只有你的读者认识，而他们认识你，是因为你的文章</w:t>
-      </w:r>
-      <w:r>
-        <w:rPr>
-          <w:rFonts w:hint="eastAsia"/>
-          <w:sz w:val="28"/>
-          <w:szCs w:val="28"/>
-          <w:lang w:val="en-US" w:eastAsia="zh-CN"/>
-        </w:rPr>
-        <w:t>||</w:t>
-      </w:r>
-    </w:p>
-    <w:p>
-      <w:pPr>
-        <w:rPr>
-          <w:rFonts w:hint="eastAsia"/>
-          <w:sz w:val="28"/>
-          <w:szCs w:val="28"/>
-        </w:rPr>
-      </w:pPr>
     </w:p>
     <w:p>
       <w:pPr>

--- a/Assets/Document/new/10.结局/1.常规结局/传媒界“无冕之王”（满理智值）.docx
+++ b/Assets/Document/new/10.结局/1.常规结局/传媒界“无冕之王”（满理智值）.docx
@@ -749,34 +749,340 @@
           <w:szCs w:val="28"/>
         </w:rPr>
       </w:pPr>
+    </w:p>
+    <w:p>
+      <w:pPr>
+        <w:rPr>
+          <w:rFonts w:hint="eastAsia"/>
+          <w:sz w:val="28"/>
+          <w:szCs w:val="28"/>
+          <w:lang w:val="en-US" w:eastAsia="zh-CN"/>
+        </w:rPr>
+      </w:pPr>
+      <w:r>
+        <w:rPr>
+          <w:rFonts w:hint="eastAsia"/>
+          <w:sz w:val="28"/>
+          <w:szCs w:val="28"/>
+          <w:lang w:val="en-US" w:eastAsia="zh-CN"/>
+        </w:rPr>
+        <w:t>||</w:t>
+      </w:r>
+      <w:r>
+        <w:rPr>
+          <w:rFonts w:hint="eastAsia"/>
+          <w:sz w:val="28"/>
+          <w:szCs w:val="28"/>
+        </w:rPr>
+        <w:t>一年后，你的机构已经是国内最受瞩目的独立调查媒体</w:t>
+      </w:r>
+      <w:r>
+        <w:rPr>
+          <w:rFonts w:hint="eastAsia"/>
+          <w:sz w:val="28"/>
+          <w:szCs w:val="28"/>
+          <w:lang w:eastAsia="zh-CN"/>
+        </w:rPr>
+        <w:t>，</w:t>
+      </w:r>
+      <w:r>
+        <w:rPr>
+          <w:rFonts w:hint="eastAsia"/>
+          <w:sz w:val="28"/>
+          <w:szCs w:val="28"/>
+        </w:rPr>
+        <w:t>那些曾经高高在上的资本和权贵，如今要在你的报道面前低头</w:t>
+      </w:r>
+      <w:r>
+        <w:rPr>
+          <w:rFonts w:hint="eastAsia"/>
+          <w:sz w:val="28"/>
+          <w:szCs w:val="28"/>
+          <w:lang w:val="en-US" w:eastAsia="zh-CN"/>
+        </w:rPr>
+        <w:t>||</w:t>
+      </w:r>
+    </w:p>
+    <w:p>
+      <w:pPr>
+        <w:rPr>
+          <w:rFonts w:hint="eastAsia"/>
+          <w:sz w:val="28"/>
+          <w:szCs w:val="28"/>
+          <w:lang w:val="en-US" w:eastAsia="zh-CN"/>
+        </w:rPr>
+      </w:pPr>
+    </w:p>
+    <w:p>
+      <w:pPr>
+        <w:rPr>
+          <w:rFonts w:hint="eastAsia"/>
+          <w:sz w:val="28"/>
+          <w:szCs w:val="28"/>
+          <w:lang w:val="en-US" w:eastAsia="zh-CN"/>
+        </w:rPr>
+      </w:pPr>
+      <w:r>
+        <w:rPr>
+          <w:rFonts w:hint="eastAsia"/>
+          <w:sz w:val="28"/>
+          <w:szCs w:val="28"/>
+          <w:lang w:val="en-US" w:eastAsia="zh-CN"/>
+        </w:rPr>
+        <w:t>||</w:t>
+      </w:r>
+      <w:r>
+        <w:rPr>
+          <w:rFonts w:hint="eastAsia"/>
+          <w:sz w:val="28"/>
+          <w:szCs w:val="28"/>
+        </w:rPr>
+        <w:t>不是因为你有多大的权力，而是因为你的逻辑太</w:t>
+      </w:r>
+      <w:r>
+        <w:rPr>
+          <w:rFonts w:hint="eastAsia"/>
+          <w:sz w:val="28"/>
+          <w:szCs w:val="28"/>
+          <w:lang w:val="en-US" w:eastAsia="zh-CN"/>
+        </w:rPr>
+        <w:t>缜密</w:t>
+      </w:r>
+      <w:r>
+        <w:rPr>
+          <w:rFonts w:hint="eastAsia"/>
+          <w:sz w:val="28"/>
+          <w:szCs w:val="28"/>
+        </w:rPr>
+        <w:t>，你的证据太完整，你的</w:t>
+      </w:r>
+      <w:r>
+        <w:rPr>
+          <w:rFonts w:hint="eastAsia"/>
+          <w:sz w:val="28"/>
+          <w:szCs w:val="28"/>
+          <w:lang w:val="en-US" w:eastAsia="zh-CN"/>
+        </w:rPr>
+        <w:t>文字太毒辣||</w:t>
+      </w:r>
+    </w:p>
+    <w:p>
+      <w:pPr>
+        <w:rPr>
+          <w:rFonts w:hint="eastAsia"/>
+          <w:sz w:val="28"/>
+          <w:szCs w:val="28"/>
+          <w:lang w:val="en-US" w:eastAsia="zh-CN"/>
+        </w:rPr>
+      </w:pPr>
+    </w:p>
+    <w:p>
+      <w:pPr>
+        <w:rPr>
+          <w:rFonts w:hint="default" w:eastAsiaTheme="minorEastAsia"/>
+          <w:sz w:val="28"/>
+          <w:szCs w:val="28"/>
+          <w:lang w:val="en-US" w:eastAsia="zh-CN"/>
+        </w:rPr>
+      </w:pPr>
+      <w:r>
+        <w:rPr>
+          <w:rFonts w:hint="eastAsia"/>
+          <w:sz w:val="28"/>
+          <w:szCs w:val="28"/>
+          <w:lang w:val="en-US" w:eastAsia="zh-CN"/>
+        </w:rPr>
+        <w:t>||</w:t>
+      </w:r>
+      <w:r>
+        <w:rPr>
+          <w:rFonts w:hint="eastAsia"/>
+          <w:sz w:val="28"/>
+          <w:szCs w:val="28"/>
+        </w:rPr>
+        <w:t>他们找不到可以收买的人</w:t>
+      </w:r>
+      <w:r>
+        <w:rPr>
+          <w:rFonts w:hint="eastAsia"/>
+          <w:sz w:val="28"/>
+          <w:szCs w:val="28"/>
+          <w:lang w:eastAsia="zh-CN"/>
+        </w:rPr>
+        <w:t>、</w:t>
+      </w:r>
+      <w:r>
+        <w:rPr>
+          <w:rFonts w:hint="eastAsia"/>
+          <w:sz w:val="28"/>
+          <w:szCs w:val="28"/>
+        </w:rPr>
+        <w:t>可以威胁的把柄</w:t>
+      </w:r>
+      <w:r>
+        <w:rPr>
+          <w:rFonts w:hint="eastAsia"/>
+          <w:sz w:val="28"/>
+          <w:szCs w:val="28"/>
+          <w:lang w:eastAsia="zh-CN"/>
+        </w:rPr>
+        <w:t>、</w:t>
+      </w:r>
+      <w:r>
+        <w:rPr>
+          <w:rFonts w:hint="eastAsia"/>
+          <w:sz w:val="28"/>
+          <w:szCs w:val="28"/>
+        </w:rPr>
+        <w:t>可以反咬的点</w:t>
+      </w:r>
+      <w:r>
+        <w:rPr>
+          <w:rFonts w:hint="eastAsia"/>
+          <w:sz w:val="28"/>
+          <w:szCs w:val="28"/>
+          <w:lang w:val="en-US" w:eastAsia="zh-CN"/>
+        </w:rPr>
+        <w:t>||</w:t>
+      </w:r>
+    </w:p>
+    <w:p>
+      <w:pPr>
+        <w:rPr>
+          <w:rFonts w:hint="eastAsia"/>
+          <w:sz w:val="28"/>
+          <w:szCs w:val="28"/>
+        </w:rPr>
+      </w:pPr>
+    </w:p>
+    <w:p>
+      <w:pPr>
+        <w:rPr>
+          <w:rFonts w:hint="eastAsia"/>
+          <w:sz w:val="28"/>
+          <w:szCs w:val="28"/>
+          <w:lang w:val="en-US" w:eastAsia="zh-CN"/>
+        </w:rPr>
+      </w:pPr>
+      <w:r>
+        <w:rPr>
+          <w:rFonts w:hint="eastAsia"/>
+          <w:sz w:val="28"/>
+          <w:szCs w:val="28"/>
+          <w:lang w:val="en-US" w:eastAsia="zh-CN"/>
+        </w:rPr>
+        <w:t>||</w:t>
+      </w:r>
+      <w:r>
+        <w:rPr>
+          <w:rFonts w:hint="eastAsia"/>
+          <w:sz w:val="28"/>
+          <w:szCs w:val="28"/>
+        </w:rPr>
+        <w:t>你坐在自己公司的办公室里，窗外的城市灯火在你脚下铺开</w:t>
+      </w:r>
+      <w:r>
+        <w:rPr>
+          <w:rFonts w:hint="eastAsia"/>
+          <w:sz w:val="28"/>
+          <w:szCs w:val="28"/>
+          <w:lang w:val="en-US" w:eastAsia="zh-CN"/>
+        </w:rPr>
+        <w:t>||</w:t>
+      </w:r>
+    </w:p>
+    <w:p>
+      <w:pPr>
+        <w:rPr>
+          <w:rFonts w:hint="eastAsia"/>
+          <w:sz w:val="28"/>
+          <w:szCs w:val="28"/>
+          <w:lang w:val="en-US" w:eastAsia="zh-CN"/>
+        </w:rPr>
+      </w:pPr>
+    </w:p>
+    <w:p>
+      <w:pPr>
+        <w:rPr>
+          <w:rFonts w:hint="eastAsia"/>
+          <w:sz w:val="28"/>
+          <w:szCs w:val="28"/>
+          <w:lang w:val="en-US" w:eastAsia="zh-CN"/>
+        </w:rPr>
+      </w:pPr>
+      <w:r>
+        <w:rPr>
+          <w:rFonts w:hint="eastAsia"/>
+          <w:sz w:val="28"/>
+          <w:szCs w:val="28"/>
+          <w:lang w:val="en-US" w:eastAsia="zh-CN"/>
+        </w:rPr>
+        <w:t>||</w:t>
+      </w:r>
+      <w:r>
+        <w:rPr>
+          <w:rFonts w:hint="eastAsia"/>
+          <w:sz w:val="28"/>
+          <w:szCs w:val="28"/>
+        </w:rPr>
+        <w:t>你</w:t>
+      </w:r>
+      <w:r>
+        <w:rPr>
+          <w:rFonts w:hint="eastAsia"/>
+          <w:sz w:val="28"/>
+          <w:szCs w:val="28"/>
+          <w:lang w:val="en-US" w:eastAsia="zh-CN"/>
+        </w:rPr>
+        <w:t>不曾为谁乱了方寸，不曾为谁放下底线</w:t>
+      </w:r>
       <w:bookmarkStart w:id="0" w:name="_GoBack"/>
       <w:bookmarkEnd w:id="0"/>
-    </w:p>
-    <w:p>
-      <w:pPr>
-        <w:rPr>
-          <w:rFonts w:hint="eastAsia"/>
-          <w:sz w:val="28"/>
-          <w:szCs w:val="28"/>
-          <w:lang w:val="en-US" w:eastAsia="zh-CN"/>
-        </w:rPr>
-      </w:pPr>
-      <w:r>
-        <w:rPr>
-          <w:rFonts w:hint="eastAsia"/>
-          <w:sz w:val="28"/>
-          <w:szCs w:val="28"/>
-          <w:lang w:val="en-US" w:eastAsia="zh-CN"/>
-        </w:rPr>
-        <w:t>||</w:t>
-      </w:r>
-      <w:r>
-        <w:rPr>
-          <w:rFonts w:hint="eastAsia"/>
-          <w:sz w:val="28"/>
-          <w:szCs w:val="28"/>
-        </w:rPr>
-        <w:t>一年后，你的机构已经是国内最受瞩目的独立调查媒体</w:t>
+      <w:r>
+        <w:rPr>
+          <w:rFonts w:hint="eastAsia"/>
+          <w:sz w:val="28"/>
+          <w:szCs w:val="28"/>
+          <w:lang w:val="en-US" w:eastAsia="zh-CN"/>
+        </w:rPr>
+        <w:t>||</w:t>
+      </w:r>
+    </w:p>
+    <w:p>
+      <w:pPr>
+        <w:rPr>
+          <w:rFonts w:hint="eastAsia"/>
+          <w:sz w:val="28"/>
+          <w:szCs w:val="28"/>
+          <w:lang w:val="en-US" w:eastAsia="zh-CN"/>
+        </w:rPr>
+      </w:pPr>
+    </w:p>
+    <w:p>
+      <w:pPr>
+        <w:rPr>
+          <w:rFonts w:hint="default" w:eastAsiaTheme="minorEastAsia"/>
+          <w:sz w:val="28"/>
+          <w:szCs w:val="28"/>
+          <w:lang w:val="en-US" w:eastAsia="zh-CN"/>
+        </w:rPr>
+      </w:pPr>
+      <w:r>
+        <w:rPr>
+          <w:rFonts w:hint="eastAsia"/>
+          <w:sz w:val="28"/>
+          <w:szCs w:val="28"/>
+          <w:lang w:val="en-US" w:eastAsia="zh-CN"/>
+        </w:rPr>
+        <w:t>||</w:t>
+      </w:r>
+      <w:r>
+        <w:rPr>
+          <w:rFonts w:hint="eastAsia"/>
+          <w:sz w:val="28"/>
+          <w:szCs w:val="28"/>
+        </w:rPr>
+        <w:t>你只是站在了你为自己选择的位置上</w:t>
       </w:r>
       <w:r>
         <w:rPr>
@@ -793,88 +1099,24 @@
           <w:sz w:val="28"/>
           <w:szCs w:val="28"/>
         </w:rPr>
-        <w:t>那些曾经高高在上的资本和权贵，如今要在你的报道面前低头</w:t>
-      </w:r>
-      <w:r>
-        <w:rPr>
-          <w:rFonts w:hint="eastAsia"/>
-          <w:sz w:val="28"/>
-          <w:szCs w:val="28"/>
-          <w:lang w:val="en-US" w:eastAsia="zh-CN"/>
-        </w:rPr>
-        <w:t>||</w:t>
-      </w:r>
-    </w:p>
-    <w:p>
-      <w:pPr>
-        <w:rPr>
-          <w:rFonts w:hint="eastAsia"/>
-          <w:sz w:val="28"/>
-          <w:szCs w:val="28"/>
-          <w:lang w:val="en-US" w:eastAsia="zh-CN"/>
-        </w:rPr>
-      </w:pPr>
-    </w:p>
-    <w:p>
-      <w:pPr>
-        <w:rPr>
-          <w:rFonts w:hint="eastAsia"/>
-          <w:sz w:val="28"/>
-          <w:szCs w:val="28"/>
-          <w:lang w:val="en-US" w:eastAsia="zh-CN"/>
-        </w:rPr>
-      </w:pPr>
-      <w:r>
-        <w:rPr>
-          <w:rFonts w:hint="eastAsia"/>
-          <w:sz w:val="28"/>
-          <w:szCs w:val="28"/>
-          <w:lang w:val="en-US" w:eastAsia="zh-CN"/>
-        </w:rPr>
-        <w:t>||</w:t>
-      </w:r>
-      <w:r>
-        <w:rPr>
-          <w:rFonts w:hint="eastAsia"/>
-          <w:sz w:val="28"/>
-          <w:szCs w:val="28"/>
-        </w:rPr>
-        <w:t>不是因为你有多大的权力，而是因为你的逻辑太</w:t>
-      </w:r>
-      <w:r>
-        <w:rPr>
-          <w:rFonts w:hint="eastAsia"/>
-          <w:sz w:val="28"/>
-          <w:szCs w:val="28"/>
-          <w:lang w:val="en-US" w:eastAsia="zh-CN"/>
-        </w:rPr>
-        <w:t>缜密</w:t>
-      </w:r>
-      <w:r>
-        <w:rPr>
-          <w:rFonts w:hint="eastAsia"/>
-          <w:sz w:val="28"/>
-          <w:szCs w:val="28"/>
-        </w:rPr>
-        <w:t>，你的证据太完整，你的</w:t>
-      </w:r>
-      <w:r>
-        <w:rPr>
-          <w:rFonts w:hint="eastAsia"/>
-          <w:sz w:val="28"/>
-          <w:szCs w:val="28"/>
-          <w:lang w:val="en-US" w:eastAsia="zh-CN"/>
-        </w:rPr>
-        <w:t>文字太毒辣||</w:t>
-      </w:r>
-    </w:p>
-    <w:p>
-      <w:pPr>
-        <w:rPr>
-          <w:rFonts w:hint="eastAsia"/>
-          <w:sz w:val="28"/>
-          <w:szCs w:val="28"/>
-          <w:lang w:val="en-US" w:eastAsia="zh-CN"/>
+        <w:t>不需要任何人庇护</w:t>
+      </w:r>
+      <w:r>
+        <w:rPr>
+          <w:rFonts w:hint="eastAsia"/>
+          <w:sz w:val="28"/>
+          <w:szCs w:val="28"/>
+          <w:lang w:val="en-US" w:eastAsia="zh-CN"/>
+        </w:rPr>
+        <w:t>||</w:t>
+      </w:r>
+    </w:p>
+    <w:p>
+      <w:pPr>
+        <w:rPr>
+          <w:rFonts w:hint="eastAsia"/>
+          <w:sz w:val="28"/>
+          <w:szCs w:val="28"/>
         </w:rPr>
       </w:pPr>
     </w:p>
@@ -902,7 +1144,151 @@
           <w:sz w:val="28"/>
           <w:szCs w:val="28"/>
         </w:rPr>
-        <w:t>他们找不到可以收买的人</w:t>
+        <w:t>有人问你后不后悔</w:t>
+      </w:r>
+      <w:r>
+        <w:rPr>
+          <w:rFonts w:hint="eastAsia"/>
+          <w:sz w:val="28"/>
+          <w:szCs w:val="28"/>
+          <w:lang w:val="en-US" w:eastAsia="zh-CN"/>
+        </w:rPr>
+        <w:t>||</w:t>
+      </w:r>
+    </w:p>
+    <w:p>
+      <w:pPr>
+        <w:rPr>
+          <w:rFonts w:hint="eastAsia"/>
+          <w:sz w:val="28"/>
+          <w:szCs w:val="28"/>
+        </w:rPr>
+      </w:pPr>
+    </w:p>
+    <w:p>
+      <w:pPr>
+        <w:rPr>
+          <w:rFonts w:hint="default" w:eastAsiaTheme="minorEastAsia"/>
+          <w:sz w:val="28"/>
+          <w:szCs w:val="28"/>
+          <w:lang w:val="en-US" w:eastAsia="zh-CN"/>
+        </w:rPr>
+      </w:pPr>
+      <w:r>
+        <w:rPr>
+          <w:rFonts w:hint="eastAsia"/>
+          <w:sz w:val="28"/>
+          <w:szCs w:val="28"/>
+          <w:lang w:val="en-US" w:eastAsia="zh-CN"/>
+        </w:rPr>
+        <w:t>||功成名就，到底有什么好后悔的，你漫不经心地靠在座椅上||</w:t>
+      </w:r>
+    </w:p>
+    <w:p>
+      <w:pPr>
+        <w:rPr>
+          <w:rFonts w:hint="eastAsia"/>
+          <w:sz w:val="28"/>
+          <w:szCs w:val="28"/>
+        </w:rPr>
+      </w:pPr>
+    </w:p>
+    <w:p>
+      <w:pPr>
+        <w:rPr>
+          <w:rFonts w:hint="default" w:eastAsiaTheme="minorEastAsia"/>
+          <w:sz w:val="28"/>
+          <w:szCs w:val="28"/>
+          <w:lang w:val="en-US" w:eastAsia="zh-CN"/>
+        </w:rPr>
+      </w:pPr>
+      <w:r>
+        <w:rPr>
+          <w:rFonts w:hint="eastAsia"/>
+          <w:sz w:val="28"/>
+          <w:szCs w:val="28"/>
+          <w:lang w:val="en-US" w:eastAsia="zh-CN"/>
+        </w:rPr>
+        <w:t>||你</w:t>
+      </w:r>
+      <w:r>
+        <w:rPr>
+          <w:rFonts w:hint="eastAsia"/>
+          <w:sz w:val="28"/>
+          <w:szCs w:val="28"/>
+        </w:rPr>
+        <w:t>得到的，</w:t>
+      </w:r>
+      <w:r>
+        <w:rPr>
+          <w:rFonts w:hint="eastAsia"/>
+          <w:sz w:val="28"/>
+          <w:szCs w:val="28"/>
+          <w:lang w:val="en-US" w:eastAsia="zh-CN"/>
+        </w:rPr>
+        <w:t>远比你</w:t>
+      </w:r>
+      <w:r>
+        <w:rPr>
+          <w:rFonts w:hint="eastAsia"/>
+          <w:sz w:val="28"/>
+          <w:szCs w:val="28"/>
+        </w:rPr>
+        <w:t>放弃的更多</w:t>
+      </w:r>
+      <w:r>
+        <w:rPr>
+          <w:rFonts w:hint="eastAsia"/>
+          <w:sz w:val="28"/>
+          <w:szCs w:val="28"/>
+          <w:lang w:val="en-US" w:eastAsia="zh-CN"/>
+        </w:rPr>
+        <w:t>||</w:t>
+      </w:r>
+    </w:p>
+    <w:p>
+      <w:pPr>
+        <w:rPr>
+          <w:rFonts w:hint="eastAsia"/>
+          <w:sz w:val="28"/>
+          <w:szCs w:val="28"/>
+        </w:rPr>
+      </w:pPr>
+    </w:p>
+    <w:p>
+      <w:pPr>
+        <w:rPr>
+          <w:rFonts w:hint="default" w:eastAsiaTheme="minorEastAsia"/>
+          <w:sz w:val="28"/>
+          <w:szCs w:val="28"/>
+          <w:lang w:val="en-US" w:eastAsia="zh-CN"/>
+        </w:rPr>
+      </w:pPr>
+      <w:r>
+        <w:rPr>
+          <w:rFonts w:hint="eastAsia"/>
+          <w:sz w:val="28"/>
+          <w:szCs w:val="28"/>
+          <w:lang w:val="en-US" w:eastAsia="zh-CN"/>
+        </w:rPr>
+        <w:t>||</w:t>
+      </w:r>
+      <w:r>
+        <w:rPr>
+          <w:rFonts w:hint="eastAsia"/>
+          <w:sz w:val="28"/>
+          <w:szCs w:val="28"/>
+        </w:rPr>
+        <w:t>你没有</w:t>
+      </w:r>
+      <w:r>
+        <w:rPr>
+          <w:rFonts w:hint="eastAsia"/>
+          <w:sz w:val="28"/>
+          <w:szCs w:val="28"/>
+          <w:lang w:val="en-US" w:eastAsia="zh-CN"/>
+        </w:rPr>
+        <w:t>困于情爱</w:t>
       </w:r>
       <w:r>
         <w:rPr>
@@ -911,177 +1297,6 @@
           <w:szCs w:val="28"/>
           <w:lang w:eastAsia="zh-CN"/>
         </w:rPr>
-        <w:t>、</w:t>
-      </w:r>
-      <w:r>
-        <w:rPr>
-          <w:rFonts w:hint="eastAsia"/>
-          <w:sz w:val="28"/>
-          <w:szCs w:val="28"/>
-        </w:rPr>
-        <w:t>可以威胁的把柄</w:t>
-      </w:r>
-      <w:r>
-        <w:rPr>
-          <w:rFonts w:hint="eastAsia"/>
-          <w:sz w:val="28"/>
-          <w:szCs w:val="28"/>
-          <w:lang w:eastAsia="zh-CN"/>
-        </w:rPr>
-        <w:t>、</w:t>
-      </w:r>
-      <w:r>
-        <w:rPr>
-          <w:rFonts w:hint="eastAsia"/>
-          <w:sz w:val="28"/>
-          <w:szCs w:val="28"/>
-        </w:rPr>
-        <w:t>可以反咬的点</w:t>
-      </w:r>
-      <w:r>
-        <w:rPr>
-          <w:rFonts w:hint="eastAsia"/>
-          <w:sz w:val="28"/>
-          <w:szCs w:val="28"/>
-          <w:lang w:val="en-US" w:eastAsia="zh-CN"/>
-        </w:rPr>
-        <w:t>||</w:t>
-      </w:r>
-    </w:p>
-    <w:p>
-      <w:pPr>
-        <w:rPr>
-          <w:rFonts w:hint="eastAsia"/>
-          <w:sz w:val="28"/>
-          <w:szCs w:val="28"/>
-        </w:rPr>
-      </w:pPr>
-    </w:p>
-    <w:p>
-      <w:pPr>
-        <w:rPr>
-          <w:rFonts w:hint="eastAsia"/>
-          <w:sz w:val="28"/>
-          <w:szCs w:val="28"/>
-          <w:lang w:val="en-US" w:eastAsia="zh-CN"/>
-        </w:rPr>
-      </w:pPr>
-      <w:r>
-        <w:rPr>
-          <w:rFonts w:hint="eastAsia"/>
-          <w:sz w:val="28"/>
-          <w:szCs w:val="28"/>
-          <w:lang w:val="en-US" w:eastAsia="zh-CN"/>
-        </w:rPr>
-        <w:t>||</w:t>
-      </w:r>
-      <w:r>
-        <w:rPr>
-          <w:rFonts w:hint="eastAsia"/>
-          <w:sz w:val="28"/>
-          <w:szCs w:val="28"/>
-        </w:rPr>
-        <w:t>你坐在自己公司的办公室里，窗外的城市灯火在你脚下铺开</w:t>
-      </w:r>
-      <w:r>
-        <w:rPr>
-          <w:rFonts w:hint="eastAsia"/>
-          <w:sz w:val="28"/>
-          <w:szCs w:val="28"/>
-          <w:lang w:val="en-US" w:eastAsia="zh-CN"/>
-        </w:rPr>
-        <w:t>||</w:t>
-      </w:r>
-    </w:p>
-    <w:p>
-      <w:pPr>
-        <w:rPr>
-          <w:rFonts w:hint="eastAsia"/>
-          <w:sz w:val="28"/>
-          <w:szCs w:val="28"/>
-          <w:lang w:val="en-US" w:eastAsia="zh-CN"/>
-        </w:rPr>
-      </w:pPr>
-    </w:p>
-    <w:p>
-      <w:pPr>
-        <w:rPr>
-          <w:rFonts w:hint="eastAsia"/>
-          <w:sz w:val="28"/>
-          <w:szCs w:val="28"/>
-          <w:lang w:val="en-US" w:eastAsia="zh-CN"/>
-        </w:rPr>
-      </w:pPr>
-      <w:r>
-        <w:rPr>
-          <w:rFonts w:hint="eastAsia"/>
-          <w:sz w:val="28"/>
-          <w:szCs w:val="28"/>
-          <w:lang w:val="en-US" w:eastAsia="zh-CN"/>
-        </w:rPr>
-        <w:t>||</w:t>
-      </w:r>
-      <w:r>
-        <w:rPr>
-          <w:rFonts w:hint="eastAsia"/>
-          <w:sz w:val="28"/>
-          <w:szCs w:val="28"/>
-        </w:rPr>
-        <w:t>你没有陷入任何一段爱情，没有为谁心动过速，没有在深夜里等过谁的消息</w:t>
-      </w:r>
-      <w:r>
-        <w:rPr>
-          <w:rFonts w:hint="eastAsia"/>
-          <w:sz w:val="28"/>
-          <w:szCs w:val="28"/>
-          <w:lang w:val="en-US" w:eastAsia="zh-CN"/>
-        </w:rPr>
-        <w:t>||</w:t>
-      </w:r>
-    </w:p>
-    <w:p>
-      <w:pPr>
-        <w:rPr>
-          <w:rFonts w:hint="eastAsia"/>
-          <w:sz w:val="28"/>
-          <w:szCs w:val="28"/>
-          <w:lang w:val="en-US" w:eastAsia="zh-CN"/>
-        </w:rPr>
-      </w:pPr>
-    </w:p>
-    <w:p>
-      <w:pPr>
-        <w:rPr>
-          <w:rFonts w:hint="default" w:eastAsiaTheme="minorEastAsia"/>
-          <w:sz w:val="28"/>
-          <w:szCs w:val="28"/>
-          <w:lang w:val="en-US" w:eastAsia="zh-CN"/>
-        </w:rPr>
-      </w:pPr>
-      <w:r>
-        <w:rPr>
-          <w:rFonts w:hint="eastAsia"/>
-          <w:sz w:val="28"/>
-          <w:szCs w:val="28"/>
-          <w:lang w:val="en-US" w:eastAsia="zh-CN"/>
-        </w:rPr>
-        <w:t>||</w:t>
-      </w:r>
-      <w:r>
-        <w:rPr>
-          <w:rFonts w:hint="eastAsia"/>
-          <w:sz w:val="28"/>
-          <w:szCs w:val="28"/>
-        </w:rPr>
-        <w:t>你只是站在了你为自己选择的位置上</w:t>
-      </w:r>
-      <w:r>
-        <w:rPr>
-          <w:rFonts w:hint="eastAsia"/>
-          <w:sz w:val="28"/>
-          <w:szCs w:val="28"/>
-          <w:lang w:eastAsia="zh-CN"/>
-        </w:rPr>
         <w:t>，</w:t>
       </w:r>
       <w:r>
@@ -1090,196 +1305,16 @@
           <w:sz w:val="28"/>
           <w:szCs w:val="28"/>
         </w:rPr>
-        <w:t>不需要任何人庇护</w:t>
-      </w:r>
-      <w:r>
-        <w:rPr>
-          <w:rFonts w:hint="eastAsia"/>
-          <w:sz w:val="28"/>
-          <w:szCs w:val="28"/>
-          <w:lang w:val="en-US" w:eastAsia="zh-CN"/>
-        </w:rPr>
-        <w:t>||</w:t>
-      </w:r>
-    </w:p>
-    <w:p>
-      <w:pPr>
-        <w:rPr>
-          <w:rFonts w:hint="eastAsia"/>
-          <w:sz w:val="28"/>
-          <w:szCs w:val="28"/>
-        </w:rPr>
-      </w:pPr>
-    </w:p>
-    <w:p>
-      <w:pPr>
-        <w:rPr>
-          <w:rFonts w:hint="default" w:eastAsiaTheme="minorEastAsia"/>
-          <w:sz w:val="28"/>
-          <w:szCs w:val="28"/>
-          <w:lang w:val="en-US" w:eastAsia="zh-CN"/>
-        </w:rPr>
-      </w:pPr>
-      <w:r>
-        <w:rPr>
-          <w:rFonts w:hint="eastAsia"/>
-          <w:sz w:val="28"/>
-          <w:szCs w:val="28"/>
-          <w:lang w:val="en-US" w:eastAsia="zh-CN"/>
-        </w:rPr>
-        <w:t>||</w:t>
-      </w:r>
-      <w:r>
-        <w:rPr>
-          <w:rFonts w:hint="eastAsia"/>
-          <w:sz w:val="28"/>
-          <w:szCs w:val="28"/>
-        </w:rPr>
-        <w:t>有人问你后不后悔</w:t>
-      </w:r>
-      <w:r>
-        <w:rPr>
-          <w:rFonts w:hint="eastAsia"/>
-          <w:sz w:val="28"/>
-          <w:szCs w:val="28"/>
-          <w:lang w:val="en-US" w:eastAsia="zh-CN"/>
-        </w:rPr>
-        <w:t>||</w:t>
-      </w:r>
-    </w:p>
-    <w:p>
-      <w:pPr>
-        <w:rPr>
-          <w:rFonts w:hint="eastAsia"/>
-          <w:sz w:val="28"/>
-          <w:szCs w:val="28"/>
-        </w:rPr>
-      </w:pPr>
-    </w:p>
-    <w:p>
-      <w:pPr>
-        <w:rPr>
-          <w:rFonts w:hint="default" w:eastAsiaTheme="minorEastAsia"/>
-          <w:sz w:val="28"/>
-          <w:szCs w:val="28"/>
-          <w:lang w:val="en-US" w:eastAsia="zh-CN"/>
-        </w:rPr>
-      </w:pPr>
-      <w:r>
-        <w:rPr>
-          <w:rFonts w:hint="eastAsia"/>
-          <w:sz w:val="28"/>
-          <w:szCs w:val="28"/>
-          <w:lang w:val="en-US" w:eastAsia="zh-CN"/>
-        </w:rPr>
-        <w:t>||功成名就，到底有什么好后悔的，你漫不经心地靠在座椅上||</w:t>
-      </w:r>
-    </w:p>
-    <w:p>
-      <w:pPr>
-        <w:rPr>
-          <w:rFonts w:hint="eastAsia"/>
-          <w:sz w:val="28"/>
-          <w:szCs w:val="28"/>
-        </w:rPr>
-      </w:pPr>
-    </w:p>
-    <w:p>
-      <w:pPr>
-        <w:rPr>
-          <w:rFonts w:hint="default" w:eastAsiaTheme="minorEastAsia"/>
-          <w:sz w:val="28"/>
-          <w:szCs w:val="28"/>
-          <w:lang w:val="en-US" w:eastAsia="zh-CN"/>
-        </w:rPr>
-      </w:pPr>
-      <w:r>
-        <w:rPr>
-          <w:rFonts w:hint="eastAsia"/>
-          <w:sz w:val="28"/>
-          <w:szCs w:val="28"/>
-          <w:lang w:val="en-US" w:eastAsia="zh-CN"/>
-        </w:rPr>
-        <w:t>女主名||</w:t>
-      </w:r>
-      <w:r>
-        <w:rPr>
-          <w:rFonts w:hint="eastAsia"/>
-          <w:sz w:val="28"/>
-          <w:szCs w:val="28"/>
-        </w:rPr>
-        <w:t>“我得到的，比我放弃的更多。”</w:t>
-      </w:r>
-      <w:r>
-        <w:rPr>
-          <w:rFonts w:hint="eastAsia"/>
-          <w:sz w:val="28"/>
-          <w:szCs w:val="28"/>
-          <w:lang w:val="en-US" w:eastAsia="zh-CN"/>
-        </w:rPr>
-        <w:t>||0000</w:t>
-      </w:r>
-    </w:p>
-    <w:p>
-      <w:pPr>
-        <w:rPr>
-          <w:rFonts w:hint="eastAsia"/>
-          <w:sz w:val="28"/>
-          <w:szCs w:val="28"/>
-        </w:rPr>
-      </w:pPr>
-    </w:p>
-    <w:p>
-      <w:pPr>
-        <w:rPr>
-          <w:rFonts w:hint="default" w:eastAsiaTheme="minorEastAsia"/>
-          <w:sz w:val="28"/>
-          <w:szCs w:val="28"/>
-          <w:lang w:val="en-US" w:eastAsia="zh-CN"/>
-        </w:rPr>
-      </w:pPr>
-      <w:r>
-        <w:rPr>
-          <w:rFonts w:hint="eastAsia"/>
-          <w:sz w:val="28"/>
-          <w:szCs w:val="28"/>
-          <w:lang w:val="en-US" w:eastAsia="zh-CN"/>
-        </w:rPr>
-        <w:t>||</w:t>
-      </w:r>
-      <w:r>
-        <w:rPr>
-          <w:rFonts w:hint="eastAsia"/>
-          <w:sz w:val="28"/>
-          <w:szCs w:val="28"/>
-        </w:rPr>
-        <w:t>你没有入爱河</w:t>
-      </w:r>
-      <w:r>
-        <w:rPr>
-          <w:rFonts w:hint="eastAsia"/>
-          <w:sz w:val="28"/>
-          <w:szCs w:val="28"/>
-          <w:lang w:eastAsia="zh-CN"/>
-        </w:rPr>
-        <w:t>，</w:t>
-      </w:r>
-      <w:r>
-        <w:rPr>
-          <w:rFonts w:hint="eastAsia"/>
-          <w:sz w:val="28"/>
-          <w:szCs w:val="28"/>
-        </w:rPr>
-        <w:t>但你登顶了权力的巅峰</w:t>
-      </w:r>
-      <w:r>
-        <w:rPr>
-          <w:rFonts w:hint="eastAsia"/>
-          <w:sz w:val="28"/>
-          <w:szCs w:val="28"/>
-          <w:lang w:val="en-US" w:eastAsia="zh-CN"/>
-        </w:rPr>
-        <w:t>||</w:t>
+        <w:t>但你</w:t>
+      </w:r>
+      <w:r>
+        <w:rPr>
+          <w:rFonts w:hint="eastAsia"/>
+          <w:sz w:val="28"/>
+          <w:szCs w:val="28"/>
+          <w:lang w:val="en-US" w:eastAsia="zh-CN"/>
+        </w:rPr>
+        <w:t>却以笔为刃，站在了真相和公义的最顶端||</w:t>
       </w:r>
     </w:p>
     <w:sectPr>
@@ -1395,7 +1430,7 @@
     <w:lsdException w:unhideWhenUsed="0" w:uiPriority="0" w:semiHidden="0" w:name="Document Map"/>
     <w:lsdException w:unhideWhenUsed="0" w:uiPriority="0" w:semiHidden="0" w:name="Plain Text"/>
     <w:lsdException w:unhideWhenUsed="0" w:uiPriority="0" w:semiHidden="0" w:name="E-mail Signature"/>
-    <w:lsdException w:unhideWhenUsed="0" w:uiPriority="0" w:semiHidden="0" w:name="Normal (Web)"/>
+    <w:lsdException w:qFormat="1" w:unhideWhenUsed="0" w:uiPriority="0" w:semiHidden="0" w:name="Normal (Web)"/>
     <w:lsdException w:unhideWhenUsed="0" w:uiPriority="0" w:semiHidden="0" w:name="HTML Acronym"/>
     <w:lsdException w:unhideWhenUsed="0" w:uiPriority="0" w:semiHidden="0" w:name="HTML Address"/>
     <w:lsdException w:unhideWhenUsed="0" w:uiPriority="0" w:semiHidden="0" w:name="HTML Cite"/>
@@ -1611,6 +1646,7 @@
   <w:style w:type="paragraph" w:styleId="3">
     <w:name w:val="Normal (Web)"/>
     <w:basedOn w:val="1"/>
+    <w:qFormat/>
     <w:uiPriority w:val="0"/>
     <w:pPr>
       <w:spacing w:before="0" w:beforeAutospacing="1" w:after="0" w:afterAutospacing="1"/>
